--- a/resume/Alejandro_Veloz_Resume.docx
+++ b/resume/Alejandro_Veloz_Resume.docx
@@ -104,6 +104,27 @@
             <w:sz w:val="19"/>
           </w:rPr>
           <w:t>alejandroveloz.dev</w:t>
+        </w:r>
+      </w:hyperlink>
+      <w:r>
+        <w:rPr>
+          <w:rFonts w:ascii="Arial" w:hAnsi="Arial"/>
+          <w:b/>
+          <w:color w:val="2A394B"/>
+          <w:sz w:val="18"/>
+        </w:rPr>
+        <w:t xml:space="preserve">  |  </w:t>
+      </w:r>
+      <w:hyperlink r:id="rId14">
+        <w:r>
+          <w:rPr>
+            <w:rFonts w:ascii="Arial" w:hAnsi="Arial"/>
+            <w:color w:val="28548C"/>
+            <w:u w:val="single"/>
+            <w:b/>
+            <w:sz w:val="19"/>
+          </w:rPr>
+          <w:t>LinkedIn</w:t>
         </w:r>
       </w:hyperlink>
     </w:p>

--- a/resume/Alejandro_Veloz_Resume.docx
+++ b/resume/Alejandro_Veloz_Resume.docx
@@ -167,7 +167,7 @@
           <w:rFonts w:ascii="Arial" w:hAnsi="Arial"/>
           <w:sz w:val="18"/>
         </w:rPr>
-        <w:t>Experienced in building maintainable architectures, modernizing legacy systems, and supporting production-critical applications. Uses AI-assisted and agentic engineering workflows with Claude Code, OpenAI Codex, GitHub Copilot, and LLM-based tools to accelerate development while retaining ownership of architecture, code quality, and technical decisions.</w:t>
+        <w:t>Developed a Claude Code methodology to coordinate specialized agents, preserve project context, and incorporate tests and QA/security reviews. Applied it to Marvin, Easy Quotes, and 3Dimensional while retaining responsibility for product, architecture, and delivery.</w:t>
       </w:r>
     </w:p>
     <w:p>
@@ -194,19 +194,15 @@
       </w:pPr>
       <w:r>
         <w:rPr>
-          <w:rFonts w:ascii="Arial" w:hAnsi="Arial"/>
           <w:b/>
-          <w:color w:val="2A394B"/>
-          <w:sz w:val="17"/>
         </w:rPr>
-        <w:t xml:space="preserve">Backend: </w:t>
+        <w:t>Backend:</w:t>
       </w:r>
       <w:r>
         <w:rPr>
-          <w:rFonts w:ascii="Arial" w:hAnsi="Arial"/>
-          <w:sz w:val="17"/>
+          <w:b w:val="0"/>
         </w:rPr>
-        <w:t>C#, .NET Core, .NET Framework, ASP.NET, REST APIs, Golang, Ruby on Rails, Dapper, Entity Framework</w:t>
+        <w:t xml:space="preserve"> C#, .NET Core, .NET Framework, ASP.NET, REST APIs, Go, Ruby on Rails, Entity Framework, Dapper</w:t>
       </w:r>
     </w:p>
     <w:p>
@@ -215,19 +211,15 @@
       </w:pPr>
       <w:r>
         <w:rPr>
-          <w:rFonts w:ascii="Arial" w:hAnsi="Arial"/>
           <w:b/>
-          <w:color w:val="2A394B"/>
-          <w:sz w:val="17"/>
         </w:rPr>
-        <w:t xml:space="preserve">Data &amp; ETL: </w:t>
+        <w:t>Data &amp; ETL:</w:t>
       </w:r>
       <w:r>
         <w:rPr>
-          <w:rFonts w:ascii="Arial" w:hAnsi="Arial"/>
-          <w:sz w:val="17"/>
+          <w:b w:val="0"/>
         </w:rPr>
-        <w:t>SQL Server, T-SQL, PostgreSQL, MongoDB, Redis, Azure Data Factory, ETL/ELT, Data Migration, Azure Blob Storage, Data Validation</w:t>
+        <w:t xml:space="preserve"> SQL Server, T-SQL, Azure Data Factory, Azure Blob Storage, PostgreSQL, Redis, data migration and validation</w:t>
       </w:r>
     </w:p>
     <w:p>
@@ -236,19 +228,15 @@
       </w:pPr>
       <w:r>
         <w:rPr>
-          <w:rFonts w:ascii="Arial" w:hAnsi="Arial"/>
           <w:b/>
-          <w:color w:val="2A394B"/>
-          <w:sz w:val="17"/>
         </w:rPr>
-        <w:t xml:space="preserve">Frontend: </w:t>
+        <w:t>Frontend:</w:t>
       </w:r>
       <w:r>
         <w:rPr>
-          <w:rFonts w:ascii="Arial" w:hAnsi="Arial"/>
-          <w:sz w:val="17"/>
+          <w:b w:val="0"/>
         </w:rPr>
-        <w:t>Angular, TypeScript, JavaScript, React, Next.js, HTML, CSS</w:t>
+        <w:t xml:space="preserve"> Angular, TypeScript, JavaScript, React, Next.js, HTML, CSS</w:t>
       </w:r>
     </w:p>
     <w:p>
@@ -257,19 +245,15 @@
       </w:pPr>
       <w:r>
         <w:rPr>
-          <w:rFonts w:ascii="Arial" w:hAnsi="Arial"/>
           <w:b/>
-          <w:color w:val="2A394B"/>
-          <w:sz w:val="17"/>
         </w:rPr>
-        <w:t xml:space="preserve">Architecture: </w:t>
+        <w:t>Architecture:</w:t>
       </w:r>
       <w:r>
         <w:rPr>
-          <w:rFonts w:ascii="Arial" w:hAnsi="Arial"/>
-          <w:sz w:val="17"/>
+          <w:b w:val="0"/>
         </w:rPr>
-        <w:t>Clean Architecture, SOLID, Design Patterns, Microservices, Layered Architecture, Asynchronous Processing, Legacy Modernization</w:t>
+        <w:t xml:space="preserve"> Clean Architecture, SOLID, modular monoliths, asynchronous processing, legacy modernization</w:t>
       </w:r>
     </w:p>
     <w:p>
@@ -278,19 +262,15 @@
       </w:pPr>
       <w:r>
         <w:rPr>
-          <w:rFonts w:ascii="Arial" w:hAnsi="Arial"/>
           <w:b/>
-          <w:color w:val="2A394B"/>
-          <w:sz w:val="17"/>
         </w:rPr>
-        <w:t xml:space="preserve">DevOps &amp; Quality: </w:t>
+        <w:t>DevOps &amp; Quality:</w:t>
       </w:r>
       <w:r>
         <w:rPr>
-          <w:rFonts w:ascii="Arial" w:hAnsi="Arial"/>
-          <w:sz w:val="17"/>
+          <w:b w:val="0"/>
         </w:rPr>
-        <w:t>Docker, Azure DevOps, GitHub Actions, Jenkins, CI/CD, Kubernetes, SonarQube, Datadog, Unit Testing, Integration Testing</w:t>
+        <w:t xml:space="preserve"> Docker, Azure DevOps, GitHub Actions, Jenkins, SonarQube, Datadog, unit and integration testing</w:t>
       </w:r>
     </w:p>
     <w:p>
@@ -299,19 +279,15 @@
       </w:pPr>
       <w:r>
         <w:rPr>
-          <w:rFonts w:ascii="Arial" w:hAnsi="Arial"/>
           <w:b/>
-          <w:color w:val="2A394B"/>
-          <w:sz w:val="17"/>
         </w:rPr>
-        <w:t xml:space="preserve">AI &amp; Agentic Engineering: </w:t>
+        <w:t>AI:</w:t>
       </w:r>
       <w:r>
         <w:rPr>
-          <w:rFonts w:ascii="Arial" w:hAnsi="Arial"/>
-          <w:sz w:val="17"/>
+          <w:b w:val="0"/>
         </w:rPr>
-        <w:t>Claude Code, OpenAI Codex, GitHub Copilot, OpenAI API, AI Coding Agents, LLM-Assisted Development</w:t>
+        <w:t xml:space="preserve"> Claude Code, OpenAI Codex, GitHub Copilot, OpenAI API; own methodology for agent-assisted development</w:t>
       </w:r>
     </w:p>
     <w:p>
@@ -666,24 +642,6 @@
     </w:p>
     <w:p>
       <w:pPr>
-        <w:pStyle w:val="SectionHeading"/>
-        <w:pBdr>
-          <w:bottom w:val="single" w:sz="8" w:space="2" w:color="B8C0CC"/>
-        </w:pBdr>
-        <w:keepNext/>
-      </w:pPr>
-      <w:r>
-        <w:rPr>
-          <w:rFonts w:ascii="Arial" w:hAnsi="Arial"/>
-          <w:b/>
-          <w:color w:val="2A394B"/>
-          <w:sz w:val="19"/>
-        </w:rPr>
-        <w:t>ADDITIONAL EXPERIENCE</w:t>
-      </w:r>
-    </w:p>
-    <w:p>
-      <w:pPr>
         <w:pStyle w:val="JobCompany"/>
         <w:keepNext/>
       </w:pPr>
@@ -716,7 +674,7 @@
           <w:color w:val="5A5A5A"/>
           <w:sz w:val="18"/>
         </w:rPr>
-        <w:t xml:space="preserve">  |  2022</w:t>
+        <w:t xml:space="preserve">  |  February 2021 - May 2022</w:t>
       </w:r>
     </w:p>
     <w:p>
@@ -792,7 +750,7 @@
           <w:color w:val="5A5A5A"/>
           <w:sz w:val="18"/>
         </w:rPr>
-        <w:t xml:space="preserve">  |  2018 - 2021</w:t>
+        <w:t xml:space="preserve">  |  August 2019 - February 2021</w:t>
       </w:r>
     </w:p>
     <w:p>
@@ -868,7 +826,7 @@
           <w:color w:val="5A5A5A"/>
           <w:sz w:val="18"/>
         </w:rPr>
-        <w:t xml:space="preserve">  |  2018 - 2019</w:t>
+        <w:t xml:space="preserve">  |  June 2018 - July 2019</w:t>
       </w:r>
     </w:p>
     <w:p>
@@ -1001,7 +959,7 @@
           <w:color w:val="2A394B"/>
           <w:sz w:val="19"/>
         </w:rPr>
-        <w:t>SELECTED PRODUCTS</w:t>
+        <w:t>SELECTED PRODUCTS &amp; PROJECTS</w:t>
       </w:r>
     </w:p>
     <w:p>
@@ -1047,7 +1005,7 @@
           <w:rFonts w:ascii="Arial" w:hAnsi="Arial"/>
           <w:sz w:val="17"/>
         </w:rPr>
-        <w:t>Designed, architected, and developed a multi-tenant SaaS platform for service-based businesses covering appointments, customers, packages, payments, reporting, staff access, and reminders. Responsible for product design, architecture, full-stack development, data modeling, infrastructure, deployment, and ongoing evolution.</w:t>
+        <w:t>Multi-tenant SaaS in production for service businesses, covering appointments, customers, payments, and reporting. Designed a modular monolith and owned product, architecture, full-stack development, data, infrastructure, and deployment.</w:t>
       </w:r>
     </w:p>
     <w:p>
@@ -1114,7 +1072,7 @@
           <w:rFonts w:ascii="Arial" w:hAnsi="Arial"/>
           <w:sz w:val="17"/>
         </w:rPr>
-        <w:t>Designed and developed a multi-tenant quoting and commercial workflow platform with customer management, catalogs, reusable templates, pricing, discounts, taxes, public quote sharing, approval workflows, payment tracking, branding, dashboards, and team access.</w:t>
+        <w:t>Multi-tenant SaaS in production for quoting, approvals, and payment tracking. Designed a modular monolith and owned product, architecture, implementation, and deployment.</w:t>
       </w:r>
     </w:p>
     <w:p>
@@ -1123,19 +1081,78 @@
       </w:pPr>
       <w:r>
         <w:rPr>
+          <w:b/>
+        </w:rPr>
+        <w:t>Technologies:</w:t>
+      </w:r>
+      <w:r>
+        <w:rPr>
+          <w:b w:val="0"/>
+        </w:rPr>
+        <w:t xml:space="preserve"> TypeScript, React, Fastify, PostgreSQL, Drizzle, Docker, GitHub Actions</w:t>
+      </w:r>
+    </w:p>
+    <w:p>
+      <w:pPr>
+        <w:pStyle w:val="JobCompany"/>
+        <w:keepNext/>
+      </w:pPr>
+      <w:r>
+        <w:rPr>
           <w:rFonts w:ascii="Arial" w:hAnsi="Arial"/>
           <w:b/>
-          <w:color w:val="2A394B"/>
-          <w:sz w:val="17"/>
+          <w:color w:val="203144"/>
+          <w:sz w:val="19"/>
         </w:rPr>
-        <w:t xml:space="preserve">Technologies: </w:t>
+        <w:t>3Dimensional</w:t>
       </w:r>
+      <w:r>
+        <w:rPr>
+          <w:rFonts w:ascii="Arial" w:hAnsi="Arial"/>
+          <w:color w:val="5A5A5A"/>
+          <w:sz w:val="18"/>
+        </w:rPr>
+        <w:t xml:space="preserve">  |  </w:t>
+      </w:r>
+      <w:hyperlink r:id="rId15">
+        <w:r>
+          <w:rPr>
+            <w:rFonts w:ascii="Arial" w:hAnsi="Arial"/>
+            <w:color w:val="28548C"/>
+            <w:u w:val="single"/>
+            <w:sz w:val="19"/>
+          </w:rPr>
+          <w:t>3dimensional.mx</w:t>
+        </w:r>
+      </w:hyperlink>
+    </w:p>
+    <w:p>
+      <w:pPr>
+        <w:pStyle w:val="BodyCompact"/>
+      </w:pPr>
       <w:r>
         <w:rPr>
           <w:rFonts w:ascii="Arial" w:hAnsi="Arial"/>
           <w:sz w:val="17"/>
         </w:rPr>
-        <w:t>TypeScript, React, Vite, Fastify, PostgreSQL, Drizzle, Zod, Docker, GitHub Actions</w:t>
+        <w:t>Created the platform for his own 3D printing business: visual customization, PDF quotes and quote history, and internal tools generating 3MF manufacturing files. Owned product and technical decisions, with Claude Code-assisted development.</w:t>
+      </w:r>
+    </w:p>
+    <w:p>
+      <w:pPr>
+        <w:pStyle w:val="BodyCompact"/>
+      </w:pPr>
+      <w:r>
+        <w:rPr>
+          <w:b/>
+        </w:rPr>
+        <w:t>Technologies:</w:t>
+      </w:r>
+      <w:r>
+        <w:rPr>
+          <w:b w:val="0"/>
+        </w:rPr>
+        <w:t xml:space="preserve"> JavaScript, Canvas, Supabase, geometry and 3MF file generation</w:t>
       </w:r>
     </w:p>
     <w:p>
